--- a/reports/notificaciones/PLANTILLA_Notificacion_arrendador_almacenamiento.docx
+++ b/reports/notificaciones/PLANTILLA_Notificacion_arrendador_almacenamiento.docx
@@ -15,7 +15,7 @@
           <w:sz w:val="24"/>
           <w:szCs w:val="24"/>
         </w:rPr>
-        <w:t xml:space="preserve">ENERGIAREA EUROPE, S.L.</w:t>
+        <w:t xml:space="preserve">[Razón social de la SPV]</w:t>
       </w:r>
     </w:p>
     <w:p>
@@ -34,7 +34,7 @@
           <w:sz w:val="20"/>
           <w:szCs w:val="20"/>
         </w:rPr>
-        <w:t xml:space="preserve">NIF B10663870 · Plaza de Tetuán 29, bajos, 08010 Barcelona</w:t>
+        <w:t xml:space="preserve">NIF [NIF] · Plaza de Tetuán 29, bajos, 08010 Barcelona</w:t>
       </w:r>
     </w:p>
     <w:p>
@@ -199,7 +199,7 @@
           <w:sz w:val="22"/>
           <w:szCs w:val="22"/>
         </w:rPr>
-        <w:t xml:space="preserve">En virtud del contrato de arrendamiento / cesión de fecha [dd/mm/aaaa] relativo a la finca [polígono/parcela, municipio, provincia] (referencia catastral [referencia catastral]), en la que se encuentra en explotación la instalación fotovoltaica de 100 kW de la que ENERGIAREA EUROPE, S.L. es titular, les comunicamos nuestra intención de incorporar a dicha instalación un sistema de almacenamiento de energía mediante baterías, con el fin de aumentar el autoconsumo de la energía solar generada y mejorar la continuidad del suministro.</w:t>
+        <w:t xml:space="preserve">En virtud del contrato de arrendamiento / cesión de fecha [dd/mm/aaaa] relativo a la finca [polígono/parcela, municipio, provincia] (referencia catastral [referencia catastral]), en la que se encuentra en explotación / está prevista la instalación fotovoltaica de 100 kW de la que [Razón social de la SPV] es titular, les comunicamos nuestra intención de incorporar a dicha instalación un sistema de almacenamiento de energía mediante baterías, con el fin de aumentar el autoconsumo de la energía solar generada y mejorar la continuidad del suministro.</w:t>
       </w:r>
     </w:p>
     <w:p>
@@ -621,7 +621,7 @@
                 <w:sz w:val="20"/>
                 <w:szCs w:val="20"/>
               </w:rPr>
-              <w:t xml:space="preserve">Ninguno. La inversión, permisos, seguros y mantenimiento son a cargo de ENERGIAREA EUROPE, S.L.</w:t>
+              <w:t xml:space="preserve">Ninguno. La inversión, permisos, seguros y mantenimiento son a cargo de [Razón social de la SPV]</w:t>
             </w:r>
           </w:p>
         </w:tc>
@@ -844,7 +844,7 @@
           <w:sz w:val="22"/>
           <w:szCs w:val="22"/>
         </w:rPr>
-        <w:t xml:space="preserve">[Cargo] · ENERGIAREA EUROPE, S.L.</w:t>
+        <w:t xml:space="preserve">[Cargo] · [Razón social de la SPV]</w:t>
       </w:r>
     </w:p>
     <w:p>
@@ -930,7 +930,7 @@
           <w:sz w:val="22"/>
           <w:szCs w:val="22"/>
         </w:rPr>
-        <w:t xml:space="preserve">Que ha recibido la comunicación previa de ENERGIAREA EUROPE, S.L. de fecha [dd/mm/2026] relativa a la instalación de un sistema de almacenamiento de energía (batería de 261 kWh, 100 kW) junto a la instalación fotovoltaica existente.</w:t>
+        <w:t xml:space="preserve">Que ha recibido la comunicación previa de [Razón social de la SPV] de fecha [dd/mm/2026] relativa a la instalación de un sistema de almacenamiento de energía (batería de 261 kWh, 100 kW) junto a la instalación fotovoltaica existente.</w:t>
       </w:r>
     </w:p>
     <w:p>
@@ -1697,7 +1697,7 @@
                 <w:sz w:val="20"/>
                 <w:szCs w:val="20"/>
               </w:rPr>
-              <w:t xml:space="preserve">Visitas de inspección periódicas por ENERGIAREA EUROPE, S.L.; aviso previo de 48 h</w:t>
+              <w:t xml:space="preserve">Visitas de inspección periódicas por [Razón social de la SPV]; aviso previo de 48 h</w:t>
             </w:r>
           </w:p>
         </w:tc>
@@ -1746,7 +1746,7 @@
                 <w:sz w:val="20"/>
                 <w:szCs w:val="20"/>
               </w:rPr>
-              <w:t xml:space="preserve">Responsabilidad civil y daños materiales de la instalación a cargo de ENERGIAREA EUROPE, S.L.</w:t>
+              <w:t xml:space="preserve">Responsabilidad civil y daños materiales de la instalación a cargo de [Razón social de la SPV]</w:t>
             </w:r>
           </w:p>
         </w:tc>
